--- a/Articles/18-dust-collection-setup/article.docx
+++ b/Articles/18-dust-collection-setup/article.docx
@@ -34,7 +34,7 @@
       <w:r>
         <w:drawing>
           <wp:inline distT="0" distB="0" distL="0" distR="0">
-            <wp:extent cx="5486400" cy="8261604"/>
+            <wp:extent cx="5486400" cy="8229600"/>
             <wp:docPr id="1" name="Cover"/>
             <wp:cNvGraphicFramePr>
               <a:graphicFrameLocks noChangeAspect="1"/>
@@ -55,7 +55,7 @@
                   <pic:spPr>
                     <a:xfrm>
                       <a:off x="0" y="0"/>
-                      <a:ext cx="5486400" cy="8261604"/>
+                      <a:ext cx="5486400" cy="8229600"/>
                     </a:xfrm>
                     <a:prstGeom prst="rect">
                       <a:avLst/>

--- a/Articles/18-dust-collection-setup/article.docx
+++ b/Articles/18-dust-collection-setup/article.docx
@@ -34,7 +34,7 @@
       <w:r>
         <w:drawing>
           <wp:inline distT="0" distB="0" distL="0" distR="0">
-            <wp:extent cx="5486400" cy="8229600"/>
+            <wp:extent cx="5486400" cy="3657600"/>
             <wp:docPr id="1" name="Cover"/>
             <wp:cNvGraphicFramePr>
               <a:graphicFrameLocks noChangeAspect="1"/>
@@ -55,7 +55,7 @@
                   <pic:spPr>
                     <a:xfrm>
                       <a:off x="0" y="0"/>
-                      <a:ext cx="5486400" cy="8229600"/>
+                      <a:ext cx="5486400" cy="3657600"/>
                     </a:xfrm>
                     <a:prstGeom prst="rect">
                       <a:avLst/>

--- a/Articles/18-dust-collection-setup/article.docx
+++ b/Articles/18-dust-collection-setup/article.docx
@@ -70,7 +70,7 @@
     </w:p>
     <w:p>
       <w:r>
-        <w:t xml:space="preserve">Dust collection has a way of failing quietly. A collector rated for 1,200 CFM can end up moving a few hundred by the time the air actually reaches the far end of an undersized branch line, and a shop just slowly fills up with fine dust that nobody notices accumulating until it's everywhere. The collector matters less than most people think. The system around it is what actually decides whether it works.</w:t>
+        <w:t xml:space="preserve">Dust collection has a way of failing quietly, which is exactly what makes it dangerous. A collector rated for 1,200 CFM can end up moving a few hundred by the time the air actually reaches the far end of an undersized branch line, and a shop just slowly fills up with fine dust nobody notices accumulating until it's everywhere -- on every horizontal surface, in every lungful of shop air. Here's the part that surprises people: the collector matters less than they think. The system around it is what actually decides whether any of it works.</w:t>
       </w:r>
     </w:p>
     <w:p>
@@ -99,7 +99,7 @@
     </w:p>
     <w:p>
       <w:r>
-        <w:t xml:space="preserve">The main trunk needs to move as much air as the collector can actually produce -- undersize it and the whole system chokes, no matter how good the collector is. A common single-stage 1–2 HP setup, like a </w:t>
+        <w:t xml:space="preserve">The main trunk needs to move as much air as the collector can actually produce. Undersize it and the whole system chokes, no matter how good the collector looks on the box. A common single-stage 1–2 HP setup, like a </w:t>
       </w:r>
       <w:hyperlink r:id="rIdLink0">
         <w:r>
@@ -111,7 +111,7 @@
         </w:r>
       </w:hyperlink>
       <w:r>
-        <w:t xml:space="preserve">, runs a 4"–6" main trunk; check the collector's rated CFM against a duct sizing chart before committing to a diameter, because guessing here is the single most common way a new dust collection system underperforms from day one.</w:t>
+        <w:t xml:space="preserve">, runs a 4"–6" main trunk. Check the collector's rated CFM against a duct sizing chart before committing to a diameter -- guessing here is the single most common way a new dust collection system underperforms from day one, and it's completely avoidable with ten minutes of math.</w:t>
       </w:r>
     </w:p>
     <w:p>
@@ -124,7 +124,7 @@
     </w:p>
     <w:p>
       <w:r>
-        <w:t xml:space="preserve">Branch runs to an individual machine can usually step down from there, often to 4" for a single-machine drop. What actually matters is whether that branch can still deliver the CFM the tool needs -- a table saw wants somewhere around 350–400 CFM at the cutting zone, a jointer or planer with a wide cutterhead closer to 400–450+. A branch that looks fine on paper but runs too long, or has one too many fittings in it, can still starve the tool at the far end.</w:t>
+        <w:t xml:space="preserve">Branch runs to an individual machine can usually step down from there, often to 4" for a single-machine drop. What actually matters is whether that branch can still deliver the CFM the tool needs -- a table saw wants somewhere around 350–400 CFM at the cutting zone, a jointer or planer with a wide cutterhead closer to 400–450+. A branch that looks fine on paper can still starve the tool at the far end if it runs too long or picks up one too many fittings along the way.</w:t>
       </w:r>
     </w:p>
     <w:p>
@@ -151,7 +151,7 @@
     </w:p>
     <w:p>
       <w:r>
-        <w:t xml:space="preserve">Every blast gate left open splits the collector's suction across all of them, which is a very easy way to end up with a system that "should" be moving plenty of air but doesn't feel like it at any single machine. Close everything except whatever's actually running -- it's the single cheapest fix available, and it costs nothing but a habit. Kerph's </w:t>
+        <w:t xml:space="preserve">Every blast gate left open splits the collector's suction across all of them. That's a very easy way to end up with a system that "should" be moving plenty of air on paper but doesn't feel like it at any single machine. Close everything except whatever's actually running -- it's the single cheapest fix available, and it costs nothing but a habit. No new equipment, no rebuild, just remembering to shut the gate behind you. Kerph's </w:t>
       </w:r>
       <w:hyperlink r:id="rIdLink2">
         <w:r>
@@ -163,7 +163,7 @@
         </w:r>
       </w:hyperlink>
       <w:r>
-        <w:t xml:space="preserve"> has a dedicated Dust Collection layer for placing and labeling blast gates right on the actual shop layout, so it's obvious at a glance which gate belongs to which run.</w:t>
+        <w:t xml:space="preserve"> has a dedicated Dust Collection layer for placing and labeling blast gates right on the actual shop layout, so it's obvious at a glance which gate belongs to which run instead of a guessing game every time.</w:t>
       </w:r>
     </w:p>
     <w:p>
@@ -192,7 +192,7 @@
     </w:p>
     <w:p>
       <w:r>
-        <w:t xml:space="preserve">Every 90° elbow costs roughly as much static pressure as several feet of straight pipe. Two 45s, or a long-sweep 90 instead of a tight one, move the same air with noticeably less resistance -- worth the few extra dollars in fittings on any run longer than a few feet.</w:t>
+        <w:t xml:space="preserve">Every 90° elbow costs roughly as much static pressure as several feet of straight pipe -- which sounds abstract right up until you realize that's airflow you paid for and aren't getting. Two 45s, or a long-sweep 90 instead of a tight one, move the same air with noticeably less resistance. Worth the few extra dollars in fittings on any run longer than a few feet.</w:t>
       </w:r>
     </w:p>
     <w:p>
@@ -205,7 +205,7 @@
     </w:p>
     <w:p>
       <w:r>
-        <w:t xml:space="preserve">PVC and other plastic ducting build up static charge as dust moves through it, which is worth taking seriously rather than dismissing as shop folklore. Running a grounding wire through or along the inside of the pipe, bonded to a real ground, is standard practice for plastic dust collection systems -- do it from the start rather than after something gets somebody's attention.</w:t>
+        <w:t xml:space="preserve">PVC and other plastic ducting build up static charge as dust moves through it. That's worth taking seriously, not dismissing as shop folklore the way a lot of people do right up until they get a very specific reminder not to. Running a grounding wire through or along the inside of the pipe, bonded to a real ground, is standard practice for plastic dust collection systems. Do it from the start. Not after something gets somebody's attention.</w:t>
       </w:r>
     </w:p>
     <w:p>
@@ -218,7 +218,7 @@
     </w:p>
     <w:p>
       <w:r>
-        <w:t xml:space="preserve">A big felt collection bag looks like it's doing the job, but standard bags are usually only rated down to somewhere around 30–75 microns. The dust that actually matters for lungs sails right through that and settles right back over the shop. Swapping to a </w:t>
+        <w:t xml:space="preserve">A big felt collection bag looks like it's doing the job. It's catching the visible stuff -- the chips, the coarse dust -- and that's exactly the problem: it's only catching the stuff you can see. Standard bags are usually only rated down to somewhere around 30–75 microns, and the dust that actually matters for your lungs sails right through that and settles right back over the shop like nothing happened. Swapping to a </w:t>
       </w:r>
       <w:hyperlink r:id="rIdLink3">
         <w:r>
@@ -243,7 +243,7 @@
     </w:p>
     <w:p>
       <w:r>
-        <w:t xml:space="preserve">Duct runs are a lot easier to size right on a layout than to rebuild after the fact. Kerph's Dust Collection layer includes a sizing calculator that checks branch-vs-main duct sizing against a real collector fan curve and estimates system cost before a single foot of pipe gets bought -- worth ten minutes before committing to a path.</w:t>
+        <w:t xml:space="preserve">Duct runs are a lot easier to size right on a layout than to rebuild after the fact, and rebuilding after the fact is exactly what happens to anyone who skips this step. Kerph's Dust Collection layer includes a sizing calculator that checks branch-vs-main duct sizing against a real collector fan curve and estimates system cost before a single foot of pipe gets bought -- worth ten minutes before committing to a path you'll be living with for years.</w:t>
       </w:r>
     </w:p>
     <w:sectPr>

--- a/Articles/18-dust-collection-setup/article.docx
+++ b/Articles/18-dust-collection-setup/article.docx
@@ -69,6 +69,19 @@
       </w:r>
     </w:p>
     <w:p>
+      <w:pPr>
+        <w:spacing w:after="200"/>
+      </w:pPr>
+      <w:r>
+        <w:rPr>
+          <w:sz w:val="16"/>
+          <w:color w:val="94A3B8"/>
+          <w:caps/>
+        </w:rPr>
+        <w:t xml:space="preserve">Kerph Garage Tips · kerphplans.com</w:t>
+      </w:r>
+    </w:p>
+    <w:p>
       <w:r>
         <w:t xml:space="preserve">Dust collection has a way of failing quietly, which is exactly what makes it dangerous. A collector rated for 1,200 CFM can end up moving a few hundred by the time the air actually reaches the far end of an undersized branch line, and a shop just slowly fills up with fine dust nobody notices accumulating until it's everywhere -- on every horizontal surface, in every lungful of shop air. Here's the part that surprises people: the collector matters less than they think. The system around it is what actually decides whether any of it works.</w:t>
       </w:r>
